--- a/중국어_대화문/2부_docx/2부_02화_새는_지붕.docx
+++ b/중국어_대화문/2부_docx/2부_02화_새는_지붕.docx
@@ -42,7 +42,7 @@
     </w:p>
     <w:p>
       <w:r>
-        <w:t>(早上八点。雨下到第三天了。东关街三十一号二楼，两间屋子里摆着三个塑料盆、一个铝锅、一个搪瓷缸，滴答滴答，各有各的调子。门上还是那块合板做的门牌，字是苏敏用马克笔写的，雨气一泡，有点洇开了。李雨彤抱着一摞复印纸，湿着半边肩膀跑上来。)</w:t>
+        <w:t>(早上八点。雨下到第三天了。东关街三十一号二楼，两间屋子里摆着三个塑料盆、一个铝锅、一个搪瓷缸，滴答滴答，各有各的调子。门上还是那块合板做的门牌，字是苏敏用毛笔写的，雨气一泡，有点洇开了。李雨彤抱着一摞复印纸，湿着半边肩膀跑上来。)</w:t>
       </w:r>
     </w:p>
     <w:p>
@@ -198,7 +198,7 @@
         <w:t>钟老板:</w:t>
       </w:r>
       <w:r>
-        <w:t xml:space="preserve"> 苏律师，沈律师，我这个人说话直。这栋楼，我是五月份刚盘下来的。东关街这个地段，一楼卖早点的，三楼开小诊所的，你们这个二楼，一个月一千五，是我给熟人的价。</w:t>
+        <w:t xml:space="preserve"> 苏律师，沈律师，我这个人说话直。这栋楼，我是五月份刚盘下来的。东关街这个地段，一楼是我自己的铺子，三楼开小诊所的，你们这个二楼，一个月一千五，是我给熟人的价。</w:t>
       </w:r>
     </w:p>
     <w:p>
@@ -297,7 +297,7 @@
         <w:t>沈知远:</w:t>
       </w:r>
       <w:r>
-        <w:t xml:space="preserve"> (翻到第九条，念) “租期内，乙方正常使用，甲方不得无故提前解约；租金调整，须双方协商一致，并提前三个月书面通知。”(抬起头) 您是八月二十五号口头通知的涨价，没有书面，也没有协商。这一条，算是我们的底线。</w:t>
+        <w:t xml:space="preserve"> (翻到第九条，念) “租期内，乙方正常使用，甲方不得无故提前解约；租金调整，须双方协商一致，并提前三个月书面通知。”(抬起头) 您今天是口头通知涨价，没有书面，也没有协商。这一条，就是我们的底线。</w:t>
       </w:r>
     </w:p>
     <w:p>
@@ -546,7 +546,7 @@
         <w:t>沈知远:</w:t>
       </w:r>
       <w:r>
-        <w:t xml:space="preserve"> 什么办法？(声音没有提高，但很沉) 你说啊，苏敏。募捐？我们没有登记，没法开收据。找基金会？我们连法人资格都没有。想靠情怀当水电费吗？</w:t>
+        <w:t xml:space="preserve"> 什么办法？(声音没有提高，但很沉) 你说啊，苏敏。募捐？我们没有登记，没法开收据。找基金会？我们连法人资格都没有。难道拿情怀抵水电费？</w:t>
       </w:r>
     </w:p>
     <w:p>
@@ -557,7 +557,7 @@
         <w:t>苏敏:</w:t>
       </w:r>
       <w:r>
-        <w:t xml:space="preserve"> (猛地站起来) 你这是在笑话我？</w:t>
+        <w:t xml:space="preserve"> (猛地站起来) 你这是在笑我？</w:t>
       </w:r>
     </w:p>
     <w:p>
@@ -590,7 +590,7 @@
         <w:t>沈知远:</w:t>
       </w:r>
       <w:r>
-        <w:t xml:space="preserve"> (抬头) 孔子也说过：“自行束脩以上，吾未尝无诲焉。”他收学生十条干肉。圣人也没说，教人不能收一点东西。</w:t>
+        <w:t xml:space="preserve"> (抬头) 孔子也说过：“自行束脩以上，吾未尝无诲焉。”他收学生十条干肉。圣人也没说过，教书不能收点东西。</w:t>
       </w:r>
     </w:p>
     <w:p>
@@ -658,7 +658,7 @@
         <w:pStyle w:val="Heading2"/>
       </w:pPr>
       <w:r>
-        <w:t>장면 4 — 8월 26일(수) 오전, 센터 — 梅若兰의 보따리</w:t>
+        <w:t>장면 4 — 8월 25일(화) 오전, 센터 — 梅若兰의 보따리</w:t>
       </w:r>
     </w:p>
     <w:p>
@@ -734,7 +734,7 @@
         <w:t>梅若兰:</w:t>
       </w:r>
       <w:r>
-        <w:t xml:space="preserve"> 别急着道歉，你们吵架，我不奇怪。要是你们开张半个月，一句重话都没说过，我才担心。(看着苏敏) 小苏，有话好好说，声音大了，字就听不清了。</w:t>
+        <w:t xml:space="preserve"> 别急着道歉，你们吵架，我不奇怪。要是你们开张半个月，一句重话都没说过，我才担心。(看着苏敏) 小苏，有话好好说，声音一大，理就听不清了。</w:t>
       </w:r>
     </w:p>
     <w:p>
@@ -1339,7 +1339,7 @@
         <w:t>马婶:</w:t>
       </w:r>
       <w:r>
-        <w:t xml:space="preserve"> (头也不抬) 钟老板，我早上在你们楼下摆摊，摆了八年了。你这屋顶，漏了五年，你修过吗？</w:t>
+        <w:t xml:space="preserve"> (头也不抬) 钟老板，我在红星新村摆了八年摊，这条街的楼我都熟。你这屋顶，漏了五年，你修过吗？</w:t>
       </w:r>
     </w:p>
     <w:p>
@@ -1377,7 +1377,7 @@
         <w:t>钟老板:</w:t>
       </w:r>
       <w:r>
-        <w:t xml:space="preserve"> (对客人) 刘经理，不好意思，你今天……先回去吧。我这边有点事。</w:t>
+        <w:t xml:space="preserve"> (对客人) 刘经理，不好意思，您今天……先回去吧。我这边有点事。</w:t>
       </w:r>
     </w:p>
     <w:p>
@@ -1423,7 +1423,7 @@
         <w:t>葛长林:</w:t>
       </w:r>
       <w:r>
-        <w:t xml:space="preserve"> 随便？(摇摇头) 我修了五十年表，手稳，心不稳。写字这事，我心稳，手……不一定稳。你们别催。</w:t>
+        <w:t xml:space="preserve"> 随便？(摇摇头) 我修了五十年表，修表手稳，写字就不一定了。你们别催。</w:t>
       </w:r>
     </w:p>
     <w:p>
@@ -1450,7 +1450,7 @@
     </w:p>
     <w:p>
       <w:r>
-        <w:t>(他提笔，蘸墨，停了一停。屋里很安静，窗外传来楼下卖早点剩下的蒸笼的声音。)</w:t>
+        <w:t>(他提笔，蘸墨，停了一停。屋里很安静，窗外传来楼下收拾蒸笼的声响。)</w:t>
       </w:r>
     </w:p>
     <w:p>
@@ -1594,7 +1594,7 @@
     </w:p>
     <w:p>
       <w:r>
-        <w:t>(傍晚六点。夕阳从刚擦干净的窗子里照进来。新做的木牌挂在门口，“明灯法律援助中心”七个大字，墨迹还没全干，在斜阳里发亮。钟老板一个人站在门口，西装外套搭在手臂上，看着那块牌子，看了很久。苏敏走出来，手里端着两杯茶。)</w:t>
+        <w:t>(傍晚六点。夕阳从刚擦干净的窗子里照进来。新做的木牌挂在门口，“明灯法律援助中心”八个大字，墨迹还没全干，在斜阳里发亮。钟老板一个人站在门口，西装外套搭在手臂上，看着那块牌子，看了很久。苏敏走出来，手里端着两杯茶。)</w:t>
       </w:r>
     </w:p>
     <w:p>
@@ -1638,7 +1638,7 @@
         <w:t>钟老板:</w:t>
       </w:r>
       <w:r>
-        <w:t xml:space="preserve"> 字写得好。(沉默了一会儿) 我小时候，我爸在国棉三厂当仓库保管员。八九年，他的肺出了问题，医疗报销办了半年，办不下来。后来一个志愿者的律师，帮他递的材料，没收钱，只收了他家的一袋米。</w:t>
+        <w:t xml:space="preserve"> 字写得好。(沉默了一会儿) 我年轻的时候，我爸在国棉三厂当仓库保管员。八九年，他的肺出了问题，医疗报销办了半年，办不下来。后来一个义务帮忙的律师，帮他递的材料，没收钱，只收了他家的一袋米。</w:t>
       </w:r>
     </w:p>
     <w:p>
@@ -1865,7 +1865,7 @@
         <w:t>苏敏:</w:t>
       </w:r>
       <w:r>
-        <w:t xml:space="preserve"> (放下笔) 知远，前天晚上，我那句话，不该说。</w:t>
+        <w:t xml:space="preserve"> (放下笔) 知远，那天晚上我那句话，不该说。</w:t>
       </w:r>
     </w:p>
     <w:p>
@@ -1942,7 +1942,7 @@
         <w:t>沈知远:</w:t>
       </w:r>
       <w:r>
-        <w:t xml:space="preserve"> (端起那只口子在左边的茶杯) 我也想了个理由。</w:t>
+        <w:t xml:space="preserve"> (端起缺口朝左的那只茶杯) 我也想了个理由。</w:t>
       </w:r>
     </w:p>
     <w:p>
@@ -1975,7 +1975,7 @@
         <w:t>苏敏:</w:t>
       </w:r>
       <w:r>
-        <w:t xml:space="preserve"> (端起另一只杯子) 那就敬一下，这个漏雨的夏天。</w:t>
+        <w:t xml:space="preserve"> (端起另一只杯子) 那就敬这个漏雨的夏天一杯。</w:t>
       </w:r>
     </w:p>
     <w:p>
@@ -2031,7 +2031,7 @@
     </w:p>
     <w:p>
       <w:r>
-        <w:t>『论语』 卫灵公편 / 述而편: «君子谋道不谋食……君子忧道不忧贫» (卫灵公), «自行束脩以上，吾未尝无诲焉» (述而) — 한국어 해설: '군자는 도를 도모하지 먹을 것을 도모하지 않으며, 도를 걱정하지 가난을 걱정하지 않는다' / '속수(마른 고기 열 조각) 이상의 예물을 가지고 온 사람이라면, 나는 가르쳐 주지 않은 적이 없다.' 장면 3에서 苏敏이 "师父那么穷, 누구 돈을 받았나"라며 君子忧道不忧贫을 방패로 삼고, 沈知远이 같은 『논어』의 束脩를 꺼내 "공자도 최소한의 예물은 받고 가르쳤다"고 맞선다. 같은 책을 두고 '이상'과 '운영'이 맞붙는 두 사람의 첫 큰 충돌이며, 이후 梅若兰이 둘 다 틀리지 않았다고 정리한다.</w:t>
+        <w:t>『论语』 卫灵公편 / 述而편: «君子谋道不谋食……君子忧道不忧贫» (卫灵公), «自行束脩以上，吾未尝无诲焉» (述而) — 한국어 해설: '군자는 도를 도모하지 먹을 것을 도모하지 않으며, 도를 걱정하지 가난을 걱정하지 않는다' / '속수(마른 고기 열 조각) 이상의 예물을 가지고 온 사람이라면, 나는 가르쳐 주지 않은 적이 없다.' 장면 3에서 苏敏이 "스승님이 그렇게 가난했어도 누구 돈을 받았느냐"라며 君子忧道不忧贫을 방패로 삼고, 沈知远이 같은 『논어』의 束脩를 꺼내 "공자도 최소한의 예물은 받고 가르쳤다"고 맞선다. 같은 책을 두고 '이상'과 '운영'이 맞붙는 두 사람의 첫 큰 충돌이며, 이후 梅若兰이 둘 다 틀리지 않았다고 정리한다.</w:t>
       </w:r>
     </w:p>
     <w:p>
@@ -2065,7 +2065,7 @@
     </w:p>
     <w:p>
       <w:r>
-        <w:t>«心里有数» — 한국어 해설: "(상황을) 속으로 알고 있다 / 짐작하고 있다". 직접 말하지 않고 '알아서 대비하라'는 뜻을 담는 말. 杜建平이 周六 钟老板의 방문 얘기를 흘리며 苏敏에게 "心里有数就行"이라고, 장면 5.</w:t>
+        <w:t>«心里有数» — 한국어 해설: "(상황을) 속으로 알고 있다 / 짐작하고 있다". 직접 말하지 않고 '알아서 대비하라'는 뜻을 담는 말. 杜建平이 토요일에 钟老板이 집 보러 온다는 얘기를 흘리며 苏敏에게 "心里有数就行"이라고, 장면 5.</w:t>
       </w:r>
     </w:p>
     <w:p>

--- a/중국어_대화문/2부_docx/2부_02화_새는_지붕.docx
+++ b/중국어_대화문/2부_docx/2부_02화_새는_지붕.docx
@@ -18,7 +18,7 @@
         <w:t>등장인물:</w:t>
       </w:r>
       <w:r>
-        <w:t xml:space="preserve"> 쑤민 苏敏(29세, 明灯法律援助中心 변호사) / 선즈위안 沈知远(28세, 같은 센터 변호사) / 리위퉁 李雨彤(22세, 北原政法学院 4학년, 자원활동가) / 중 사장 钟老板(55세, 부동산 중개 겸 건물주) / 메이뤄란 梅若兰(60대 후반, 퇴직 律师协会 서기, 센터 고문 격) / 두젠핑 杜建平(44세, 槐荫派出所 社区民警) / 거창린 葛长林(72세, 시계 수리공) / 마 아주머니 马婶(油条 노점 주인) / 대군 大军(마 아주머니의 아들) / 루 할머니 卢奶奶(78세, 苏敏의 집주인) / 창 사장 常老板(양곡상 주인) / 집을 보러 온 손님 看房的客人</w:t>
+        <w:t xml:space="preserve"> 쑤민 苏敏(30세, 明灯法律援助中心 변호사) / 선즈위안 沈知远(29세, 같은 센터 변호사) / 리위퉁 李雨彤(22세, 北原政法学院 4학년, 자원활동가) / 중 사장 钟老板(55세, 부동산 중개 겸 건물주) / 메이뤄란 梅若兰(60대 후반, 퇴직 律师协会 서기, 센터 고문 격) / 두젠핑 杜建平(44세, 槐荫派出所 社区民警) / 거창린 葛长林(72세, 시계 수리공) / 마 아주머니 马婶(油条 노점 주인) / 대군 大军(마 아주머니의 아들) / 루 할머니 卢奶奶(78세, 苏敏의 집주인) / 창 사장 常老板(양곡상 주인) / 집을 보러 온 손님 看房的客人</w:t>
       </w:r>
     </w:p>
     <w:p>
@@ -53,7 +53,7 @@
         <w:t>李雨彤:</w:t>
       </w:r>
       <w:r>
-        <w:t xml:space="preserve"> 早！苏律师，沈律师，对不起，我迟到了，公交车在东关桥那边堵了二十分钟。</w:t>
+        <w:t xml:space="preserve"> 早！苏老师，沈老师，对不起，我迟到了，公交车在东关桥那边堵了二十分钟。</w:t>
       </w:r>
     </w:p>
     <w:p>
@@ -163,7 +163,7 @@
         <w:t>李雨彤:</w:t>
       </w:r>
       <w:r>
-        <w:t xml:space="preserve"> 我妈说，漏雨的房子，更得有规矩。(顿了顿) 对了，沈律师，刚才楼下的钟老板在楼梯口等着，说上来跟你们聊聊租金的事，我让他在茶桌那儿先坐着了。</w:t>
+        <w:t xml:space="preserve"> 我妈说，漏雨的房子，更得有规矩。(顿了顿) 对了，沈老师，刚才楼下的钟老板在楼梯口等着，说上来跟你们聊聊租金的事，我让他在茶桌那儿先坐着了。</w:t>
       </w:r>
     </w:p>
     <w:p>
@@ -513,7 +513,7 @@
         <w:t>苏敏:</w:t>
       </w:r>
       <w:r>
-        <w:t xml:space="preserve"> 我也认真。你知道老周第一次上这个楼梯，兜里有多少钱吗？十二块。他买了一盒烟，在楼下抽了半个钟头，不敢上来。如果门口挂一块“收费标准”，他连楼梯都不会踩。</w:t>
+        <w:t xml:space="preserve"> 我也认真。你知道老周第一次站在这个门口，兜里有多少钱吗？十二块。他在门口站了半天，连鞋都不敢踩进来。如果门口挂一块“收费标准”，他连楼梯都不会踩。</w:t>
       </w:r>
     </w:p>
     <w:p>
@@ -1991,7 +1991,7 @@
         <w:t>李雨彤:</w:t>
       </w:r>
       <w:r>
-        <w:t xml:space="preserve"> (从里间探出头，抱着一摞复印件) 苏律师，沈律师，明天一早有电话预约，说是国棉三厂的一位大姐，要带五个人来。</w:t>
+        <w:t xml:space="preserve"> (从里间探出头，抱着一摞复印件) 苏老师，沈老师，明天一早有电话预约，说是国棉三厂的一位大姐，要带五个人来。</w:t>
       </w:r>
     </w:p>
     <w:p>
